--- a/Tyler/Gen AI/Tyler_Roberts.docx
+++ b/Tyler/Gen AI/Tyler_Roberts.docx
@@ -44,7 +44,7 @@
           <w:sz w:val="19"/>
           <w:szCs w:val="19"/>
         </w:rPr>
-        <w:t>tyler.roberts.1991@outlook.com | linkedin.com/in/tyler-roberts-a7b0953a0 | Florida, United States | +1 (305) 676-4408</w:t>
+        <w:t>tylerroberts.dev@oudook.com | linkedin.com/in/tyler-roberts-3b839b3a9/ | Florida, United States | +1 (725) 258-7943</w:t>
       </w:r>
     </w:p>
     <w:p>
@@ -54,6 +54,8 @@
         </w:pBdr>
         <w:spacing w:before="120" w:after="80"/>
       </w:pPr>
+      <w:bookmarkStart w:id="0" w:name="_GoBack"/>
+      <w:bookmarkEnd w:id="0"/>
       <w:r>
         <w:rPr>
           <w:b/>
@@ -77,117 +79,8 @@
           <w:sz w:val="21"/>
           <w:szCs w:val="21"/>
         </w:rPr>
-        <w:t xml:space="preserve">Senior Software Engineer with 9+ years of experience designing and delivering production-grade cloud-native platforms, with a strong recent focus on Generative AI systems. </w:t>
-      </w:r>
-      <w:proofErr w:type="gramStart"/>
-      <w:r>
-        <w:rPr>
-          <w:rFonts w:ascii="Arial" w:eastAsia="Arial" w:hAnsi="Arial" w:cs="Arial"/>
-          <w:color w:val="111111"/>
-          <w:sz w:val="21"/>
-          <w:szCs w:val="21"/>
-        </w:rPr>
-        <w:t>Proven expertise building and operating LLM-powered applications, Retrieval-Augmente</w:t>
-      </w:r>
-      <w:r>
-        <w:rPr>
-          <w:rFonts w:ascii="Arial" w:eastAsia="Arial" w:hAnsi="Arial" w:cs="Arial"/>
-          <w:color w:val="111111"/>
-          <w:sz w:val="21"/>
-          <w:szCs w:val="21"/>
-        </w:rPr>
-        <w:t xml:space="preserve">d Generation pipelines, vector search platforms, and AI-driven APIs using Python, Node.js, </w:t>
-      </w:r>
-      <w:proofErr w:type="spellStart"/>
-      <w:r>
-        <w:rPr>
-          <w:rFonts w:ascii="Arial" w:eastAsia="Arial" w:hAnsi="Arial" w:cs="Arial"/>
-          <w:color w:val="111111"/>
-          <w:sz w:val="21"/>
-          <w:szCs w:val="21"/>
-        </w:rPr>
-        <w:t>TypeScript</w:t>
-      </w:r>
-      <w:proofErr w:type="spellEnd"/>
-      <w:r>
-        <w:rPr>
-          <w:rFonts w:ascii="Arial" w:eastAsia="Arial" w:hAnsi="Arial" w:cs="Arial"/>
-          <w:color w:val="111111"/>
-          <w:sz w:val="21"/>
-          <w:szCs w:val="21"/>
-        </w:rPr>
-        <w:t>, and modern cloud services.</w:t>
-      </w:r>
-      <w:proofErr w:type="gramEnd"/>
-      <w:r>
-        <w:rPr>
-          <w:rFonts w:ascii="Arial" w:eastAsia="Arial" w:hAnsi="Arial" w:cs="Arial"/>
-          <w:color w:val="111111"/>
-          <w:sz w:val="21"/>
-          <w:szCs w:val="21"/>
-        </w:rPr>
-        <w:t xml:space="preserve"> </w:t>
-      </w:r>
-      <w:proofErr w:type="gramStart"/>
-      <w:r>
-        <w:rPr>
-          <w:rFonts w:ascii="Arial" w:eastAsia="Arial" w:hAnsi="Arial" w:cs="Arial"/>
-          <w:color w:val="111111"/>
-          <w:sz w:val="21"/>
-          <w:szCs w:val="21"/>
-        </w:rPr>
-        <w:t xml:space="preserve">Adept at integrating large language models into real-world systems with strong emphasis on reliability, </w:t>
-      </w:r>
-      <w:proofErr w:type="spellStart"/>
-      <w:r>
-        <w:rPr>
-          <w:rFonts w:ascii="Arial" w:eastAsia="Arial" w:hAnsi="Arial" w:cs="Arial"/>
-          <w:color w:val="111111"/>
-          <w:sz w:val="21"/>
-          <w:szCs w:val="21"/>
-        </w:rPr>
-        <w:t>observability</w:t>
-      </w:r>
-      <w:proofErr w:type="spellEnd"/>
-      <w:r>
-        <w:rPr>
-          <w:rFonts w:ascii="Arial" w:eastAsia="Arial" w:hAnsi="Arial" w:cs="Arial"/>
-          <w:color w:val="111111"/>
-          <w:sz w:val="21"/>
-          <w:szCs w:val="21"/>
-        </w:rPr>
-        <w:t>, securit</w:t>
-      </w:r>
-      <w:r>
-        <w:rPr>
-          <w:rFonts w:ascii="Arial" w:eastAsia="Arial" w:hAnsi="Arial" w:cs="Arial"/>
-          <w:color w:val="111111"/>
-          <w:sz w:val="21"/>
-          <w:szCs w:val="21"/>
-        </w:rPr>
-        <w:t>y, and cost efficiency.</w:t>
-      </w:r>
-      <w:proofErr w:type="gramEnd"/>
-      <w:r>
-        <w:rPr>
-          <w:rFonts w:ascii="Arial" w:eastAsia="Arial" w:hAnsi="Arial" w:cs="Arial"/>
-          <w:color w:val="111111"/>
-          <w:sz w:val="21"/>
-          <w:szCs w:val="21"/>
-        </w:rPr>
-        <w:t xml:space="preserve"> </w:t>
-      </w:r>
-      <w:proofErr w:type="gramStart"/>
-      <w:r>
-        <w:rPr>
-          <w:rFonts w:ascii="Arial" w:eastAsia="Arial" w:hAnsi="Arial" w:cs="Arial"/>
-          <w:color w:val="111111"/>
-          <w:sz w:val="21"/>
-          <w:szCs w:val="21"/>
-        </w:rPr>
-        <w:t>Experienced collaborating across product, AI, and platform teams to translate ambiguous requirements into scalable, compliant, and high-impact AI solutions.</w:t>
-      </w:r>
-      <w:proofErr w:type="gramEnd"/>
+        <w:t>Senior Software Engineer with 9+ years of experience designing and delivering production-grade cloud-native platforms, with a strong recent focus on Generative AI systems. Proven expertise building and operating LLM-powered applications, Retrieval-Augmented Generation pipelines, vector search platforms, and AI-driven APIs using Python, Node.js, TypeScript, and modern cloud services. Adept at integrating large language models into real-world systems with strong emphasis on reliability, observability, security, and cost efficiency. Experienced collaborating across product, AI, and platform teams to translate ambiguous requirements into scalable, compliant, and high-impact AI solutions.</w:t>
+      </w:r>
     </w:p>
     <w:p>
       <w:pPr>
@@ -232,12 +125,6 @@
         <w:gridCol w:w="2545"/>
       </w:tblGrid>
       <w:tr>
-        <w:tblPrEx>
-          <w:tblCellMar>
-            <w:top w:w="0" w:type="dxa"/>
-            <w:bottom w:w="0" w:type="dxa"/>
-          </w:tblCellMar>
-        </w:tblPrEx>
         <w:tc>
           <w:tcPr>
             <w:tcW w:w="1250" w:type="pct"/>
@@ -324,18 +211,7 @@
                 <w:sz w:val="19"/>
                 <w:szCs w:val="19"/>
               </w:rPr>
-              <w:t>Pr</w:t>
-            </w:r>
-            <w:r>
-              <w:rPr>
-                <w:rFonts w:ascii="Arial" w:eastAsia="Arial" w:hAnsi="Arial" w:cs="Arial"/>
-                <w:b/>
-                <w:bCs/>
-                <w:color w:val="111111"/>
-                <w:sz w:val="19"/>
-                <w:szCs w:val="19"/>
-              </w:rPr>
-              <w:t>ompt Engineering</w:t>
+              <w:t>Prompt Engineering</w:t>
             </w:r>
           </w:p>
         </w:tc>
@@ -371,52 +247,33 @@
         </w:tc>
       </w:tr>
       <w:tr>
-        <w:tblPrEx>
-          <w:tblCellMar>
-            <w:top w:w="0" w:type="dxa"/>
-            <w:bottom w:w="0" w:type="dxa"/>
-          </w:tblCellMar>
-        </w:tblPrEx>
-        <w:tc>
-          <w:tcPr>
-            <w:tcW w:w="1250" w:type="pct"/>
-            <w:tcBorders>
-              <w:top w:val="none" w:sz="0" w:space="0" w:color="FFFFFF"/>
-              <w:left w:val="none" w:sz="0" w:space="0" w:color="FFFFFF"/>
-              <w:bottom w:val="single" w:sz="4" w:space="0" w:color="CFD5CC"/>
-              <w:right w:val="none" w:sz="0" w:space="0" w:color="FFFFFF"/>
-            </w:tcBorders>
-            <w:tcMar>
-              <w:top w:w="0" w:type="dxa"/>
-              <w:left w:w="0" w:type="dxa"/>
-              <w:bottom w:w="40" w:type="dxa"/>
-              <w:right w:w="0" w:type="dxa"/>
-            </w:tcMar>
-          </w:tcPr>
-          <w:p>
-            <w:proofErr w:type="spellStart"/>
-            <w:r>
-              <w:rPr>
-                <w:rFonts w:ascii="Arial" w:eastAsia="Arial" w:hAnsi="Arial" w:cs="Arial"/>
-                <w:b/>
-                <w:bCs/>
-                <w:color w:val="111111"/>
-                <w:sz w:val="19"/>
-                <w:szCs w:val="19"/>
-              </w:rPr>
-              <w:t>Agentic</w:t>
-            </w:r>
-            <w:proofErr w:type="spellEnd"/>
-            <w:r>
-              <w:rPr>
-                <w:rFonts w:ascii="Arial" w:eastAsia="Arial" w:hAnsi="Arial" w:cs="Arial"/>
-                <w:b/>
-                <w:bCs/>
-                <w:color w:val="111111"/>
-                <w:sz w:val="19"/>
-                <w:szCs w:val="19"/>
-              </w:rPr>
-              <w:t xml:space="preserve"> Workflows</w:t>
+        <w:tc>
+          <w:tcPr>
+            <w:tcW w:w="1250" w:type="pct"/>
+            <w:tcBorders>
+              <w:top w:val="none" w:sz="0" w:space="0" w:color="FFFFFF"/>
+              <w:left w:val="none" w:sz="0" w:space="0" w:color="FFFFFF"/>
+              <w:bottom w:val="single" w:sz="4" w:space="0" w:color="CFD5CC"/>
+              <w:right w:val="none" w:sz="0" w:space="0" w:color="FFFFFF"/>
+            </w:tcBorders>
+            <w:tcMar>
+              <w:top w:w="0" w:type="dxa"/>
+              <w:left w:w="0" w:type="dxa"/>
+              <w:bottom w:w="40" w:type="dxa"/>
+              <w:right w:w="0" w:type="dxa"/>
+            </w:tcMar>
+          </w:tcPr>
+          <w:p>
+            <w:r>
+              <w:rPr>
+                <w:rFonts w:ascii="Arial" w:eastAsia="Arial" w:hAnsi="Arial" w:cs="Arial"/>
+                <w:b/>
+                <w:bCs/>
+                <w:color w:val="111111"/>
+                <w:sz w:val="19"/>
+                <w:szCs w:val="19"/>
+              </w:rPr>
+              <w:t>Agentic Workflows</w:t>
             </w:r>
           </w:p>
         </w:tc>
@@ -476,21 +333,8 @@
                 <w:sz w:val="19"/>
                 <w:szCs w:val="19"/>
               </w:rPr>
-              <w:t xml:space="preserve">AI </w:t>
-            </w:r>
-            <w:proofErr w:type="spellStart"/>
-            <w:r>
-              <w:rPr>
-                <w:rFonts w:ascii="Arial" w:eastAsia="Arial" w:hAnsi="Arial" w:cs="Arial"/>
-                <w:b/>
-                <w:bCs/>
-                <w:color w:val="111111"/>
-                <w:sz w:val="19"/>
-                <w:szCs w:val="19"/>
-              </w:rPr>
-              <w:t>Observability</w:t>
-            </w:r>
-            <w:proofErr w:type="spellEnd"/>
+              <w:t>AI Observability</w:t>
+            </w:r>
           </w:p>
         </w:tc>
         <w:tc>
@@ -525,12 +369,6 @@
         </w:tc>
       </w:tr>
       <w:tr>
-        <w:tblPrEx>
-          <w:tblCellMar>
-            <w:top w:w="0" w:type="dxa"/>
-            <w:bottom w:w="0" w:type="dxa"/>
-          </w:tblCellMar>
-        </w:tblPrEx>
         <w:tc>
           <w:tcPr>
             <w:tcW w:w="1250" w:type="pct"/>
@@ -608,7 +446,6 @@
             </w:tcMar>
           </w:tcPr>
           <w:p>
-            <w:proofErr w:type="spellStart"/>
             <w:r>
               <w:rPr>
                 <w:rFonts w:ascii="Arial" w:eastAsia="Arial" w:hAnsi="Arial" w:cs="Arial"/>
@@ -620,7 +457,6 @@
               </w:rPr>
               <w:t>Embeddings</w:t>
             </w:r>
-            <w:proofErr w:type="spellEnd"/>
           </w:p>
         </w:tc>
         <w:tc>
@@ -655,12 +491,6 @@
         </w:tc>
       </w:tr>
       <w:tr>
-        <w:tblPrEx>
-          <w:tblCellMar>
-            <w:top w:w="0" w:type="dxa"/>
-            <w:bottom w:w="0" w:type="dxa"/>
-          </w:tblCellMar>
-        </w:tblPrEx>
         <w:tc>
           <w:tcPr>
             <w:tcW w:w="1250" w:type="pct"/>
@@ -768,7 +598,6 @@
             </w:tcMar>
           </w:tcPr>
           <w:p>
-            <w:proofErr w:type="spellStart"/>
             <w:r>
               <w:rPr>
                 <w:rFonts w:ascii="Arial" w:eastAsia="Arial" w:hAnsi="Arial" w:cs="Arial"/>
@@ -780,17 +609,10 @@
               </w:rPr>
               <w:t>TypeScript</w:t>
             </w:r>
-            <w:proofErr w:type="spellEnd"/>
           </w:p>
         </w:tc>
       </w:tr>
       <w:tr>
-        <w:tblPrEx>
-          <w:tblCellMar>
-            <w:top w:w="0" w:type="dxa"/>
-            <w:bottom w:w="0" w:type="dxa"/>
-          </w:tblCellMar>
-        </w:tblPrEx>
         <w:tc>
           <w:tcPr>
             <w:tcW w:w="1250" w:type="pct"/>
@@ -868,29 +690,16 @@
             </w:tcMar>
           </w:tcPr>
           <w:p>
-            <w:proofErr w:type="spellStart"/>
-            <w:r>
-              <w:rPr>
-                <w:rFonts w:ascii="Arial" w:eastAsia="Arial" w:hAnsi="Arial" w:cs="Arial"/>
-                <w:b/>
-                <w:bCs/>
-                <w:color w:val="111111"/>
-                <w:sz w:val="19"/>
-                <w:szCs w:val="19"/>
-              </w:rPr>
-              <w:t>Microservices</w:t>
-            </w:r>
-            <w:proofErr w:type="spellEnd"/>
-            <w:r>
-              <w:rPr>
-                <w:rFonts w:ascii="Arial" w:eastAsia="Arial" w:hAnsi="Arial" w:cs="Arial"/>
-                <w:b/>
-                <w:bCs/>
-                <w:color w:val="111111"/>
-                <w:sz w:val="19"/>
-                <w:szCs w:val="19"/>
-              </w:rPr>
-              <w:t xml:space="preserve"> Architecture</w:t>
+            <w:r>
+              <w:rPr>
+                <w:rFonts w:ascii="Arial" w:eastAsia="Arial" w:hAnsi="Arial" w:cs="Arial"/>
+                <w:b/>
+                <w:bCs/>
+                <w:color w:val="111111"/>
+                <w:sz w:val="19"/>
+                <w:szCs w:val="19"/>
+              </w:rPr>
+              <w:t>Microservices Architecture</w:t>
             </w:r>
           </w:p>
         </w:tc>
@@ -926,12 +735,6 @@
         </w:tc>
       </w:tr>
       <w:tr>
-        <w:tblPrEx>
-          <w:tblCellMar>
-            <w:top w:w="0" w:type="dxa"/>
-            <w:bottom w:w="0" w:type="dxa"/>
-          </w:tblCellMar>
-        </w:tblPrEx>
         <w:tc>
           <w:tcPr>
             <w:tcW w:w="1250" w:type="pct"/>
@@ -1054,12 +857,6 @@
         </w:tc>
       </w:tr>
       <w:tr>
-        <w:tblPrEx>
-          <w:tblCellMar>
-            <w:top w:w="0" w:type="dxa"/>
-            <w:bottom w:w="0" w:type="dxa"/>
-          </w:tblCellMar>
-        </w:tblPrEx>
         <w:tc>
           <w:tcPr>
             <w:tcW w:w="1250" w:type="pct"/>
@@ -1137,29 +934,16 @@
             </w:tcMar>
           </w:tcPr>
           <w:p>
-            <w:proofErr w:type="spellStart"/>
-            <w:r>
-              <w:rPr>
-                <w:rFonts w:ascii="Arial" w:eastAsia="Arial" w:hAnsi="Arial" w:cs="Arial"/>
-                <w:b/>
-                <w:bCs/>
-                <w:color w:val="111111"/>
-                <w:sz w:val="19"/>
-                <w:szCs w:val="19"/>
-              </w:rPr>
-              <w:t>Serverless</w:t>
-            </w:r>
-            <w:proofErr w:type="spellEnd"/>
-            <w:r>
-              <w:rPr>
-                <w:rFonts w:ascii="Arial" w:eastAsia="Arial" w:hAnsi="Arial" w:cs="Arial"/>
-                <w:b/>
-                <w:bCs/>
-                <w:color w:val="111111"/>
-                <w:sz w:val="19"/>
-                <w:szCs w:val="19"/>
-              </w:rPr>
-              <w:t xml:space="preserve"> Architectures</w:t>
+            <w:r>
+              <w:rPr>
+                <w:rFonts w:ascii="Arial" w:eastAsia="Arial" w:hAnsi="Arial" w:cs="Arial"/>
+                <w:b/>
+                <w:bCs/>
+                <w:color w:val="111111"/>
+                <w:sz w:val="19"/>
+                <w:szCs w:val="19"/>
+              </w:rPr>
+              <w:t>Serverless Architectures</w:t>
             </w:r>
           </w:p>
         </w:tc>
@@ -1195,12 +979,6 @@
         </w:tc>
       </w:tr>
       <w:tr>
-        <w:tblPrEx>
-          <w:tblCellMar>
-            <w:top w:w="0" w:type="dxa"/>
-            <w:bottom w:w="0" w:type="dxa"/>
-          </w:tblCellMar>
-        </w:tblPrEx>
         <w:tc>
           <w:tcPr>
             <w:tcW w:w="1250" w:type="pct"/>
@@ -1323,12 +1101,6 @@
         </w:tc>
       </w:tr>
       <w:tr>
-        <w:tblPrEx>
-          <w:tblCellMar>
-            <w:top w:w="0" w:type="dxa"/>
-            <w:bottom w:w="0" w:type="dxa"/>
-          </w:tblCellMar>
-        </w:tblPrEx>
         <w:tc>
           <w:tcPr>
             <w:tcW w:w="1250" w:type="pct"/>
@@ -1376,7 +1148,6 @@
             </w:tcMar>
           </w:tcPr>
           <w:p>
-            <w:proofErr w:type="spellStart"/>
             <w:r>
               <w:rPr>
                 <w:rFonts w:ascii="Arial" w:eastAsia="Arial" w:hAnsi="Arial" w:cs="Arial"/>
@@ -1388,7 +1159,6 @@
               </w:rPr>
               <w:t>Docker</w:t>
             </w:r>
-            <w:proofErr w:type="spellEnd"/>
           </w:p>
         </w:tc>
         <w:tc>
@@ -1453,12 +1223,6 @@
         </w:tc>
       </w:tr>
       <w:tr>
-        <w:tblPrEx>
-          <w:tblCellMar>
-            <w:top w:w="0" w:type="dxa"/>
-            <w:bottom w:w="0" w:type="dxa"/>
-          </w:tblCellMar>
-        </w:tblPrEx>
         <w:tc>
           <w:tcPr>
             <w:tcW w:w="1250" w:type="pct"/>
@@ -1603,9 +1367,256 @@
           <w:sz w:val="21"/>
           <w:szCs w:val="21"/>
         </w:rPr>
-        <w:t xml:space="preserve">Web </w:t>
-      </w:r>
-      <w:proofErr w:type="spellStart"/>
+        <w:t>Web Venturez LLC</w:t>
+      </w:r>
+    </w:p>
+    <w:p>
+      <w:r>
+        <w:rPr>
+          <w:rFonts w:ascii="Arial" w:eastAsia="Arial" w:hAnsi="Arial" w:cs="Arial"/>
+          <w:color w:val="4B5563"/>
+          <w:sz w:val="19"/>
+          <w:szCs w:val="19"/>
+        </w:rPr>
+        <w:t>February 2020 - October 2025</w:t>
+      </w:r>
+    </w:p>
+    <w:p>
+      <w:pPr>
+        <w:spacing w:after="40"/>
+        <w:ind w:left="240"/>
+        <w:jc w:val="both"/>
+      </w:pPr>
+      <w:r>
+        <w:rPr>
+          <w:rFonts w:ascii="Arial" w:eastAsia="Arial" w:hAnsi="Arial" w:cs="Arial"/>
+          <w:color w:val="111111"/>
+        </w:rPr>
+        <w:t>- Designed and implemented production-grade Generative AI services that integrated large language models into existing SaaS platforms, enabling intelligent document analysis, automated summarization, and conversational workflows used by enterprise customers.</w:t>
+      </w:r>
+    </w:p>
+    <w:p>
+      <w:pPr>
+        <w:spacing w:after="40"/>
+        <w:ind w:left="240"/>
+        <w:jc w:val="both"/>
+      </w:pPr>
+      <w:r>
+        <w:rPr>
+          <w:rFonts w:ascii="Arial" w:eastAsia="Arial" w:hAnsi="Arial" w:cs="Arial"/>
+          <w:color w:val="111111"/>
+        </w:rPr>
+        <w:t>- Built Retrieval-Augmented Generation pipelines by orchestrating document ingestion, embedding generation, vector storage, and semantic retrieval to deliver accurate, context-aware AI responses under strict latency and reliability requirements.</w:t>
+      </w:r>
+    </w:p>
+    <w:p>
+      <w:pPr>
+        <w:spacing w:after="40"/>
+        <w:ind w:left="240"/>
+        <w:jc w:val="both"/>
+      </w:pPr>
+      <w:r>
+        <w:rPr>
+          <w:rFonts w:ascii="Arial" w:eastAsia="Arial" w:hAnsi="Arial" w:cs="Arial"/>
+          <w:color w:val="111111"/>
+        </w:rPr>
+        <w:t>- Owned end-to-end architecture for AI-powered APIs using Python and Node.js, ensuring secure model access, request validation, rate limiting, and scalable concurrency handling in cloud-native environments.</w:t>
+      </w:r>
+    </w:p>
+    <w:p>
+      <w:pPr>
+        <w:spacing w:after="40"/>
+        <w:ind w:left="240"/>
+        <w:jc w:val="both"/>
+      </w:pPr>
+      <w:r>
+        <w:rPr>
+          <w:rFonts w:ascii="Arial" w:eastAsia="Arial" w:hAnsi="Arial" w:cs="Arial"/>
+          <w:color w:val="111111"/>
+        </w:rPr>
+        <w:t>- Integrated vector databases into distributed systems to support semantic search and contextual retrieval across millions of records while maintaining strong performance, observability, and fault tolerance.</w:t>
+      </w:r>
+    </w:p>
+    <w:p>
+      <w:pPr>
+        <w:spacing w:after="40"/>
+        <w:ind w:left="240"/>
+        <w:jc w:val="both"/>
+      </w:pPr>
+      <w:r>
+        <w:rPr>
+          <w:rFonts w:ascii="Arial" w:eastAsia="Arial" w:hAnsi="Arial" w:cs="Arial"/>
+          <w:color w:val="111111"/>
+        </w:rPr>
+        <w:t>- Collaborated closely with product managers and domain experts to translate ambiguous GenAI requirements into well-scoped technical designs that balanced model capabilities, user experience, and operational constraints.</w:t>
+      </w:r>
+    </w:p>
+    <w:p>
+      <w:pPr>
+        <w:spacing w:after="40"/>
+        <w:ind w:left="240"/>
+        <w:jc w:val="both"/>
+      </w:pPr>
+      <w:r>
+        <w:rPr>
+          <w:rFonts w:ascii="Arial" w:eastAsia="Arial" w:hAnsi="Arial" w:cs="Arial"/>
+          <w:color w:val="111111"/>
+        </w:rPr>
+        <w:t>- Implemented robust prompt engineering strategies, versioning, and evaluation workflows to improve response consistency, reduce hallucinations, and support iterative improvement of LLM-driven features.</w:t>
+      </w:r>
+    </w:p>
+    <w:p>
+      <w:pPr>
+        <w:spacing w:after="40"/>
+        <w:ind w:left="240"/>
+        <w:jc w:val="both"/>
+      </w:pPr>
+      <w:r>
+        <w:rPr>
+          <w:rFonts w:ascii="Arial" w:eastAsia="Arial" w:hAnsi="Arial" w:cs="Arial"/>
+          <w:color w:val="111111"/>
+        </w:rPr>
+        <w:t>- Developed monitoring and logging pipelines for AI services, capturing latency, token usage, error rates, and model behavior metrics to support cost optimization and proactive incident response.</w:t>
+      </w:r>
+    </w:p>
+    <w:p>
+      <w:pPr>
+        <w:spacing w:after="40"/>
+        <w:ind w:left="240"/>
+        <w:jc w:val="both"/>
+      </w:pPr>
+      <w:r>
+        <w:rPr>
+          <w:rFonts w:ascii="Arial" w:eastAsia="Arial" w:hAnsi="Arial" w:cs="Arial"/>
+          <w:color w:val="111111"/>
+        </w:rPr>
+        <w:t>- Introduced guardrails and validation layers around LLM outputs to enforce business rules, data privacy requirements, and compliance expectations in regulated enterprise environments.</w:t>
+      </w:r>
+    </w:p>
+    <w:p>
+      <w:pPr>
+        <w:spacing w:after="40"/>
+        <w:ind w:left="240"/>
+        <w:jc w:val="both"/>
+      </w:pPr>
+      <w:r>
+        <w:rPr>
+          <w:rFonts w:ascii="Arial" w:eastAsia="Arial" w:hAnsi="Arial" w:cs="Arial"/>
+          <w:color w:val="111111"/>
+        </w:rPr>
+        <w:t>- Optimized inference performance and operational cost by tuning prompt size, retrieval strategies, batching approaches, and caching mechanisms across high-traffic AI endpoints.</w:t>
+      </w:r>
+    </w:p>
+    <w:p>
+      <w:pPr>
+        <w:spacing w:after="40"/>
+        <w:ind w:left="240"/>
+        <w:jc w:val="both"/>
+      </w:pPr>
+      <w:r>
+        <w:rPr>
+          <w:rFonts w:ascii="Arial" w:eastAsia="Arial" w:hAnsi="Arial" w:cs="Arial"/>
+          <w:color w:val="111111"/>
+        </w:rPr>
+        <w:t>- Led the integration of AI features into React-based frontend applications, enabling real-time AI interactions while maintaining responsive, accessible, and user-friendly interfaces.</w:t>
+      </w:r>
+    </w:p>
+    <w:p>
+      <w:pPr>
+        <w:spacing w:after="40"/>
+        <w:ind w:left="240"/>
+        <w:jc w:val="both"/>
+      </w:pPr>
+      <w:r>
+        <w:rPr>
+          <w:rFonts w:ascii="Arial" w:eastAsia="Arial" w:hAnsi="Arial" w:cs="Arial"/>
+          <w:color w:val="111111"/>
+        </w:rPr>
+        <w:lastRenderedPageBreak/>
+        <w:t>- Worked closely with platform teams to deploy AI services using containerized and serverless patterns on AWS and GCP, ensuring reliable scaling and minimal operational overhead.</w:t>
+      </w:r>
+    </w:p>
+    <w:p>
+      <w:pPr>
+        <w:spacing w:after="40"/>
+        <w:ind w:left="240"/>
+        <w:jc w:val="both"/>
+      </w:pPr>
+      <w:r>
+        <w:rPr>
+          <w:rFonts w:ascii="Arial" w:eastAsia="Arial" w:hAnsi="Arial" w:cs="Arial"/>
+          <w:color w:val="111111"/>
+        </w:rPr>
+        <w:t>- Improved system resilience by introducing structured error handling, retries, and fallback logic for external model dependencies and downstream AI components.</w:t>
+      </w:r>
+    </w:p>
+    <w:p>
+      <w:pPr>
+        <w:spacing w:after="40"/>
+        <w:ind w:left="240"/>
+        <w:jc w:val="both"/>
+      </w:pPr>
+      <w:r>
+        <w:rPr>
+          <w:rFonts w:ascii="Arial" w:eastAsia="Arial" w:hAnsi="Arial" w:cs="Arial"/>
+          <w:color w:val="111111"/>
+        </w:rPr>
+        <w:t>- Provided technical leadership through design reviews, code reviews, and documentation, helping standardize GenAI patterns and best practices across multiple engineering teams.</w:t>
+      </w:r>
+    </w:p>
+    <w:p>
+      <w:pPr>
+        <w:spacing w:after="40"/>
+        <w:ind w:left="240"/>
+        <w:jc w:val="both"/>
+      </w:pPr>
+      <w:r>
+        <w:rPr>
+          <w:rFonts w:ascii="Arial" w:eastAsia="Arial" w:hAnsi="Arial" w:cs="Arial"/>
+          <w:color w:val="111111"/>
+        </w:rPr>
+        <w:t>- Partnered with security teams to ensure sensitive data handling, access control, and auditability across AI-powered workflows operating on customer data.</w:t>
+      </w:r>
+    </w:p>
+    <w:p>
+      <w:pPr>
+        <w:spacing w:after="40"/>
+        <w:ind w:left="240"/>
+        <w:jc w:val="both"/>
+      </w:pPr>
+      <w:r>
+        <w:rPr>
+          <w:rFonts w:ascii="Arial" w:eastAsia="Arial" w:hAnsi="Arial" w:cs="Arial"/>
+          <w:color w:val="111111"/>
+        </w:rPr>
+        <w:t>- Continuously evaluated emerging GenAI tools and techniques, selectively integrating mature solutions into production systems while maintaining long-term maintainability and system stability.</w:t>
+      </w:r>
+    </w:p>
+    <w:p>
+      <w:pPr>
+        <w:pBdr>
+          <w:bottom w:val="dashed" w:sz="4" w:space="0" w:color="CFD2CD"/>
+        </w:pBdr>
+        <w:spacing w:after="120"/>
+      </w:pPr>
+      <w:r>
+        <w:t xml:space="preserve"> </w:t>
+      </w:r>
+    </w:p>
+    <w:p>
+      <w:r>
+        <w:rPr>
+          <w:rFonts w:ascii="Arial" w:eastAsia="Arial" w:hAnsi="Arial" w:cs="Arial"/>
+          <w:b/>
+          <w:bCs/>
+          <w:color w:val="111111"/>
+          <w:sz w:val="23"/>
+          <w:szCs w:val="23"/>
+        </w:rPr>
+        <w:t>Full Stack Engineer</w:t>
+      </w:r>
+    </w:p>
+    <w:p>
       <w:r>
         <w:rPr>
           <w:rFonts w:ascii="Arial" w:eastAsia="Arial" w:hAnsi="Arial" w:cs="Arial"/>
@@ -1615,9 +1626,199 @@
           <w:sz w:val="21"/>
           <w:szCs w:val="21"/>
         </w:rPr>
-        <w:t>Venturez</w:t>
-      </w:r>
-      <w:proofErr w:type="spellEnd"/>
+        <w:t>Webiz Digital</w:t>
+      </w:r>
+    </w:p>
+    <w:p>
+      <w:r>
+        <w:rPr>
+          <w:rFonts w:ascii="Arial" w:eastAsia="Arial" w:hAnsi="Arial" w:cs="Arial"/>
+          <w:color w:val="4B5563"/>
+          <w:sz w:val="19"/>
+          <w:szCs w:val="19"/>
+        </w:rPr>
+        <w:t>July 2017 - January 2020</w:t>
+      </w:r>
+    </w:p>
+    <w:p>
+      <w:pPr>
+        <w:spacing w:after="40"/>
+        <w:ind w:left="240"/>
+        <w:jc w:val="both"/>
+      </w:pPr>
+      <w:r>
+        <w:rPr>
+          <w:rFonts w:ascii="Arial" w:eastAsia="Arial" w:hAnsi="Arial" w:cs="Arial"/>
+          <w:color w:val="111111"/>
+        </w:rPr>
+        <w:t>- Developed full-stack web applications using Node.js and React, laying the groundwork for later AI-enhanced features by building clean, modular, and scalable application architectures.</w:t>
+      </w:r>
+    </w:p>
+    <w:p>
+      <w:pPr>
+        <w:spacing w:after="40"/>
+        <w:ind w:left="240"/>
+        <w:jc w:val="both"/>
+      </w:pPr>
+      <w:r>
+        <w:rPr>
+          <w:rFonts w:ascii="Arial" w:eastAsia="Arial" w:hAnsi="Arial" w:cs="Arial"/>
+          <w:color w:val="111111"/>
+        </w:rPr>
+        <w:t>- Designed and implemented RESTful backend services that supported data-heavy business workflows, preparing systems for future integration with intelligent search and automation components.</w:t>
+      </w:r>
+    </w:p>
+    <w:p>
+      <w:pPr>
+        <w:spacing w:after="40"/>
+        <w:ind w:left="240"/>
+        <w:jc w:val="both"/>
+      </w:pPr>
+      <w:r>
+        <w:rPr>
+          <w:rFonts w:ascii="Arial" w:eastAsia="Arial" w:hAnsi="Arial" w:cs="Arial"/>
+          <w:color w:val="111111"/>
+        </w:rPr>
+        <w:t>- Built reusable frontend components and state management patterns that later enabled seamless adoption of AI-driven user experiences and dynamic content rendering.</w:t>
+      </w:r>
+    </w:p>
+    <w:p>
+      <w:pPr>
+        <w:spacing w:after="40"/>
+        <w:ind w:left="240"/>
+        <w:jc w:val="both"/>
+      </w:pPr>
+      <w:r>
+        <w:rPr>
+          <w:rFonts w:ascii="Arial" w:eastAsia="Arial" w:hAnsi="Arial" w:cs="Arial"/>
+          <w:color w:val="111111"/>
+        </w:rPr>
+        <w:t>- Collaborated with designers and product stakeholders to refine UX flows, ensuring applications were well-suited for future augmentation with recommendation and automation logic.</w:t>
+      </w:r>
+    </w:p>
+    <w:p>
+      <w:pPr>
+        <w:spacing w:after="40"/>
+        <w:ind w:left="240"/>
+        <w:jc w:val="both"/>
+      </w:pPr>
+      <w:r>
+        <w:rPr>
+          <w:rFonts w:ascii="Arial" w:eastAsia="Arial" w:hAnsi="Arial" w:cs="Arial"/>
+          <w:color w:val="111111"/>
+        </w:rPr>
+        <w:t>- Implemented backend data processing pipelines and APIs that emphasized performance, reliability, and clear separation of concerns in distributed environments.</w:t>
+      </w:r>
+    </w:p>
+    <w:p>
+      <w:pPr>
+        <w:spacing w:after="40"/>
+        <w:ind w:left="240"/>
+        <w:jc w:val="both"/>
+      </w:pPr>
+      <w:r>
+        <w:rPr>
+          <w:rFonts w:ascii="Arial" w:eastAsia="Arial" w:hAnsi="Arial" w:cs="Arial"/>
+          <w:color w:val="111111"/>
+        </w:rPr>
+        <w:t>- Worked with cloud-hosted deployments on AWS, gaining hands-on experience with scalable infrastructure patterns and production monitoring practices.</w:t>
+      </w:r>
+    </w:p>
+    <w:p>
+      <w:pPr>
+        <w:spacing w:after="40"/>
+        <w:ind w:left="240"/>
+        <w:jc w:val="both"/>
+      </w:pPr>
+      <w:r>
+        <w:rPr>
+          <w:rFonts w:ascii="Arial" w:eastAsia="Arial" w:hAnsi="Arial" w:cs="Arial"/>
+          <w:color w:val="111111"/>
+        </w:rPr>
+        <w:t>- Supported integration efforts with third-party services, ensuring consistent data exchange, error handling, and system observability across distributed components.</w:t>
+      </w:r>
+    </w:p>
+    <w:p>
+      <w:pPr>
+        <w:spacing w:after="40"/>
+        <w:ind w:left="240"/>
+        <w:jc w:val="both"/>
+      </w:pPr>
+      <w:r>
+        <w:rPr>
+          <w:rFonts w:ascii="Arial" w:eastAsia="Arial" w:hAnsi="Arial" w:cs="Arial"/>
+          <w:color w:val="111111"/>
+        </w:rPr>
+        <w:t>- Improved application reliability through logging, debugging, and performance tuning in live production environments serving real users.</w:t>
+      </w:r>
+    </w:p>
+    <w:p>
+      <w:pPr>
+        <w:spacing w:after="40"/>
+        <w:ind w:left="240"/>
+        <w:jc w:val="both"/>
+      </w:pPr>
+      <w:r>
+        <w:rPr>
+          <w:rFonts w:ascii="Arial" w:eastAsia="Arial" w:hAnsi="Arial" w:cs="Arial"/>
+          <w:color w:val="111111"/>
+        </w:rPr>
+        <w:t>- Participated in code reviews and refactoring efforts to improve long-term maintainability and reduce technical debt across growing codebases.</w:t>
+      </w:r>
+    </w:p>
+    <w:p>
+      <w:pPr>
+        <w:spacing w:after="40"/>
+        <w:ind w:left="240"/>
+        <w:jc w:val="both"/>
+      </w:pPr>
+      <w:r>
+        <w:rPr>
+          <w:rFonts w:ascii="Arial" w:eastAsia="Arial" w:hAnsi="Arial" w:cs="Arial"/>
+          <w:color w:val="111111"/>
+        </w:rPr>
+        <w:t>- Collaborated closely with senior engineers to understand system design tradeoffs, deployment workflows, and production support responsibilities.</w:t>
+      </w:r>
+    </w:p>
+    <w:p>
+      <w:pPr>
+        <w:spacing w:after="40"/>
+        <w:ind w:left="240"/>
+        <w:jc w:val="both"/>
+      </w:pPr>
+      <w:r>
+        <w:rPr>
+          <w:rFonts w:ascii="Arial" w:eastAsia="Arial" w:hAnsi="Arial" w:cs="Arial"/>
+          <w:color w:val="111111"/>
+        </w:rPr>
+        <w:t>- Delivered features end-to-end with a strong sense of ownership, balancing rapid iteration with stability and quality expectations.</w:t>
+      </w:r>
+    </w:p>
+    <w:p>
+      <w:pPr>
+        <w:pBdr>
+          <w:bottom w:val="dashed" w:sz="4" w:space="0" w:color="CFD2CD"/>
+        </w:pBdr>
+        <w:spacing w:after="120"/>
+      </w:pPr>
+      <w:r>
+        <w:t xml:space="preserve"> </w:t>
+      </w:r>
+    </w:p>
+    <w:p>
+      <w:r>
+        <w:rPr>
+          <w:rFonts w:ascii="Arial" w:eastAsia="Arial" w:hAnsi="Arial" w:cs="Arial"/>
+          <w:b/>
+          <w:bCs/>
+          <w:color w:val="111111"/>
+          <w:sz w:val="23"/>
+          <w:szCs w:val="23"/>
+        </w:rPr>
+        <w:t>Software Developer</w:t>
+      </w:r>
+    </w:p>
+    <w:p>
       <w:r>
         <w:rPr>
           <w:rFonts w:ascii="Arial" w:eastAsia="Arial" w:hAnsi="Arial" w:cs="Arial"/>
@@ -1627,7 +1828,7 @@
           <w:sz w:val="21"/>
           <w:szCs w:val="21"/>
         </w:rPr>
-        <w:t xml:space="preserve"> LLC</w:t>
+        <w:t>Centric Tech Inc.</w:t>
       </w:r>
     </w:p>
     <w:p>
@@ -1638,428 +1839,144 @@
           <w:sz w:val="19"/>
           <w:szCs w:val="19"/>
         </w:rPr>
-        <w:t>February 2020 - October 2025</w:t>
-      </w:r>
-    </w:p>
-    <w:p>
-      <w:pPr>
-        <w:spacing w:after="40"/>
-        <w:ind w:left="240"/>
-        <w:jc w:val="both"/>
-      </w:pPr>
-      <w:r>
-        <w:rPr>
-          <w:rFonts w:ascii="Arial" w:eastAsia="Arial" w:hAnsi="Arial" w:cs="Arial"/>
-          <w:color w:val="111111"/>
-        </w:rPr>
-        <w:t xml:space="preserve">- Designed and implemented production-grade Generative AI services that integrated large language models into existing </w:t>
-      </w:r>
-      <w:proofErr w:type="spellStart"/>
-      <w:r>
-        <w:rPr>
-          <w:rFonts w:ascii="Arial" w:eastAsia="Arial" w:hAnsi="Arial" w:cs="Arial"/>
-          <w:color w:val="111111"/>
-        </w:rPr>
-        <w:t>SaaS</w:t>
-      </w:r>
-      <w:proofErr w:type="spellEnd"/>
-      <w:r>
-        <w:rPr>
-          <w:rFonts w:ascii="Arial" w:eastAsia="Arial" w:hAnsi="Arial" w:cs="Arial"/>
-          <w:color w:val="111111"/>
-        </w:rPr>
-        <w:t xml:space="preserve"> platforms, enabling intelligent document analysis, automated summarization, and conversational workflow</w:t>
-      </w:r>
-      <w:r>
-        <w:rPr>
-          <w:rFonts w:ascii="Arial" w:eastAsia="Arial" w:hAnsi="Arial" w:cs="Arial"/>
-          <w:color w:val="111111"/>
-        </w:rPr>
-        <w:t>s used by enterprise customers.</w:t>
-      </w:r>
-    </w:p>
-    <w:p>
-      <w:pPr>
-        <w:spacing w:after="40"/>
-        <w:ind w:left="240"/>
-        <w:jc w:val="both"/>
-      </w:pPr>
-      <w:r>
-        <w:rPr>
-          <w:rFonts w:ascii="Arial" w:eastAsia="Arial" w:hAnsi="Arial" w:cs="Arial"/>
-          <w:color w:val="111111"/>
-        </w:rPr>
-        <w:t>- Built Retrieval-Augmented Generation pipelines by orchestrating document ingestion, embedding generation, vector storage, and semantic retrieval to deliver accurate, context-aware AI responses under strict latency and reliability requirements.</w:t>
-      </w:r>
-    </w:p>
-    <w:p>
-      <w:pPr>
-        <w:spacing w:after="40"/>
-        <w:ind w:left="240"/>
-        <w:jc w:val="both"/>
-      </w:pPr>
-      <w:r>
-        <w:rPr>
-          <w:rFonts w:ascii="Arial" w:eastAsia="Arial" w:hAnsi="Arial" w:cs="Arial"/>
-          <w:color w:val="111111"/>
-        </w:rPr>
-        <w:t>- Owned en</w:t>
-      </w:r>
-      <w:r>
-        <w:rPr>
-          <w:rFonts w:ascii="Arial" w:eastAsia="Arial" w:hAnsi="Arial" w:cs="Arial"/>
-          <w:color w:val="111111"/>
-        </w:rPr>
-        <w:t>d-to-end architecture for AI-powered APIs using Python and Node.js, ensuring secure model access, request validation, rate limiting, and scalable concurrency handling in cloud-native environments.</w:t>
-      </w:r>
-    </w:p>
-    <w:p>
-      <w:pPr>
-        <w:spacing w:after="40"/>
-        <w:ind w:left="240"/>
-        <w:jc w:val="both"/>
-      </w:pPr>
-      <w:r>
-        <w:rPr>
-          <w:rFonts w:ascii="Arial" w:eastAsia="Arial" w:hAnsi="Arial" w:cs="Arial"/>
-          <w:color w:val="111111"/>
-        </w:rPr>
-        <w:t>- Integrated vector databases into distributed systems to s</w:t>
-      </w:r>
-      <w:r>
-        <w:rPr>
-          <w:rFonts w:ascii="Arial" w:eastAsia="Arial" w:hAnsi="Arial" w:cs="Arial"/>
-          <w:color w:val="111111"/>
-        </w:rPr>
-        <w:t xml:space="preserve">upport semantic search and contextual retrieval across millions of records while maintaining strong performance, </w:t>
-      </w:r>
-      <w:proofErr w:type="spellStart"/>
-      <w:r>
-        <w:rPr>
-          <w:rFonts w:ascii="Arial" w:eastAsia="Arial" w:hAnsi="Arial" w:cs="Arial"/>
-          <w:color w:val="111111"/>
-        </w:rPr>
-        <w:t>observability</w:t>
-      </w:r>
-      <w:proofErr w:type="spellEnd"/>
-      <w:r>
-        <w:rPr>
-          <w:rFonts w:ascii="Arial" w:eastAsia="Arial" w:hAnsi="Arial" w:cs="Arial"/>
-          <w:color w:val="111111"/>
-        </w:rPr>
-        <w:t>, and fault tolerance.</w:t>
-      </w:r>
-    </w:p>
-    <w:p>
-      <w:pPr>
-        <w:spacing w:after="40"/>
-        <w:ind w:left="240"/>
-        <w:jc w:val="both"/>
-      </w:pPr>
-      <w:r>
-        <w:rPr>
-          <w:rFonts w:ascii="Arial" w:eastAsia="Arial" w:hAnsi="Arial" w:cs="Arial"/>
-          <w:color w:val="111111"/>
-        </w:rPr>
-        <w:t xml:space="preserve">- Collaborated closely with product managers and domain experts to translate ambiguous </w:t>
-      </w:r>
-      <w:proofErr w:type="spellStart"/>
-      <w:r>
-        <w:rPr>
-          <w:rFonts w:ascii="Arial" w:eastAsia="Arial" w:hAnsi="Arial" w:cs="Arial"/>
-          <w:color w:val="111111"/>
-        </w:rPr>
-        <w:t>GenAI</w:t>
-      </w:r>
-      <w:proofErr w:type="spellEnd"/>
-      <w:r>
-        <w:rPr>
-          <w:rFonts w:ascii="Arial" w:eastAsia="Arial" w:hAnsi="Arial" w:cs="Arial"/>
-          <w:color w:val="111111"/>
-        </w:rPr>
-        <w:t xml:space="preserve"> requirements i</w:t>
-      </w:r>
-      <w:r>
-        <w:rPr>
-          <w:rFonts w:ascii="Arial" w:eastAsia="Arial" w:hAnsi="Arial" w:cs="Arial"/>
-          <w:color w:val="111111"/>
-        </w:rPr>
-        <w:t>nto well-scoped technical designs that balanced model capabilities, user experience, and operational constraints.</w:t>
-      </w:r>
-    </w:p>
-    <w:p>
-      <w:pPr>
-        <w:spacing w:after="40"/>
-        <w:ind w:left="240"/>
-        <w:jc w:val="both"/>
-      </w:pPr>
-      <w:r>
-        <w:rPr>
-          <w:rFonts w:ascii="Arial" w:eastAsia="Arial" w:hAnsi="Arial" w:cs="Arial"/>
-          <w:color w:val="111111"/>
-        </w:rPr>
-        <w:t>- Implemented robust prompt engineering strategies, versioning, and evaluation workflows to improve response consistency, reduce hallucination</w:t>
-      </w:r>
-      <w:r>
-        <w:rPr>
-          <w:rFonts w:ascii="Arial" w:eastAsia="Arial" w:hAnsi="Arial" w:cs="Arial"/>
-          <w:color w:val="111111"/>
-        </w:rPr>
-        <w:t>s, and support iterative improvement of LLM-driven features.</w:t>
-      </w:r>
-    </w:p>
-    <w:p>
-      <w:pPr>
-        <w:spacing w:after="40"/>
-        <w:ind w:left="240"/>
-        <w:jc w:val="both"/>
-      </w:pPr>
-      <w:r>
-        <w:rPr>
-          <w:rFonts w:ascii="Arial" w:eastAsia="Arial" w:hAnsi="Arial" w:cs="Arial"/>
-          <w:color w:val="111111"/>
-        </w:rPr>
-        <w:t>- Developed monitoring and logging pipelines for AI services, capturing latency, token usage, error rates, and model behavior metrics to support cost optimization and proactive incident response.</w:t>
-      </w:r>
-    </w:p>
-    <w:p>
-      <w:pPr>
-        <w:spacing w:after="40"/>
-        <w:ind w:left="240"/>
-        <w:jc w:val="both"/>
-      </w:pPr>
-      <w:r>
-        <w:rPr>
-          <w:rFonts w:ascii="Arial" w:eastAsia="Arial" w:hAnsi="Arial" w:cs="Arial"/>
-          <w:color w:val="111111"/>
-        </w:rPr>
-        <w:t>- Introduced guardrails and validation layers around LLM outputs to enforce business rules, data privacy requirements, and compliance expectations in regulated enterprise environments.</w:t>
-      </w:r>
-    </w:p>
-    <w:p>
-      <w:pPr>
-        <w:spacing w:after="40"/>
-        <w:ind w:left="240"/>
-        <w:jc w:val="both"/>
-      </w:pPr>
-      <w:r>
-        <w:rPr>
-          <w:rFonts w:ascii="Arial" w:eastAsia="Arial" w:hAnsi="Arial" w:cs="Arial"/>
-          <w:color w:val="111111"/>
-        </w:rPr>
-        <w:t>- Optimized inference performance and operational cost by tuning promp</w:t>
-      </w:r>
-      <w:r>
-        <w:rPr>
-          <w:rFonts w:ascii="Arial" w:eastAsia="Arial" w:hAnsi="Arial" w:cs="Arial"/>
-          <w:color w:val="111111"/>
-        </w:rPr>
-        <w:t>t size, retrieval strategies, batching approaches, and caching mechanisms across high-traffic AI endpoints.</w:t>
-      </w:r>
-    </w:p>
-    <w:p>
-      <w:pPr>
-        <w:spacing w:after="40"/>
-        <w:ind w:left="240"/>
-        <w:jc w:val="both"/>
-      </w:pPr>
-      <w:r>
-        <w:rPr>
-          <w:rFonts w:ascii="Arial" w:eastAsia="Arial" w:hAnsi="Arial" w:cs="Arial"/>
-          <w:color w:val="111111"/>
-        </w:rPr>
-        <w:t>- Led the integration of AI features into React-based frontend applications, enabling real-time AI interactions while maintaining responsive, access</w:t>
-      </w:r>
-      <w:r>
-        <w:rPr>
-          <w:rFonts w:ascii="Arial" w:eastAsia="Arial" w:hAnsi="Arial" w:cs="Arial"/>
-          <w:color w:val="111111"/>
-        </w:rPr>
-        <w:t>ible, and user-friendly interfaces.</w:t>
-      </w:r>
-    </w:p>
-    <w:p>
-      <w:pPr>
-        <w:spacing w:after="40"/>
-        <w:ind w:left="240"/>
-        <w:jc w:val="both"/>
-      </w:pPr>
-      <w:r>
-        <w:rPr>
-          <w:rFonts w:ascii="Arial" w:eastAsia="Arial" w:hAnsi="Arial" w:cs="Arial"/>
-          <w:color w:val="111111"/>
-        </w:rPr>
-        <w:lastRenderedPageBreak/>
-        <w:t xml:space="preserve">- Worked closely with platform teams to deploy AI services using containerized and </w:t>
-      </w:r>
-      <w:proofErr w:type="spellStart"/>
-      <w:r>
-        <w:rPr>
-          <w:rFonts w:ascii="Arial" w:eastAsia="Arial" w:hAnsi="Arial" w:cs="Arial"/>
-          <w:color w:val="111111"/>
-        </w:rPr>
-        <w:t>serverless</w:t>
-      </w:r>
-      <w:proofErr w:type="spellEnd"/>
-      <w:r>
-        <w:rPr>
-          <w:rFonts w:ascii="Arial" w:eastAsia="Arial" w:hAnsi="Arial" w:cs="Arial"/>
-          <w:color w:val="111111"/>
-        </w:rPr>
-        <w:t xml:space="preserve"> patterns on AWS </w:t>
-      </w:r>
-      <w:proofErr w:type="gramStart"/>
-      <w:r>
-        <w:rPr>
-          <w:rFonts w:ascii="Arial" w:eastAsia="Arial" w:hAnsi="Arial" w:cs="Arial"/>
-          <w:color w:val="111111"/>
-        </w:rPr>
-        <w:t>and</w:t>
-      </w:r>
-      <w:proofErr w:type="gramEnd"/>
-      <w:r>
-        <w:rPr>
-          <w:rFonts w:ascii="Arial" w:eastAsia="Arial" w:hAnsi="Arial" w:cs="Arial"/>
-          <w:color w:val="111111"/>
-        </w:rPr>
-        <w:t xml:space="preserve"> GCP, ensuring reliable scaling and minimal operational overhead.</w:t>
-      </w:r>
-    </w:p>
-    <w:p>
-      <w:pPr>
-        <w:spacing w:after="40"/>
-        <w:ind w:left="240"/>
-        <w:jc w:val="both"/>
-      </w:pPr>
-      <w:r>
-        <w:rPr>
-          <w:rFonts w:ascii="Arial" w:eastAsia="Arial" w:hAnsi="Arial" w:cs="Arial"/>
-          <w:color w:val="111111"/>
-        </w:rPr>
-        <w:t>- Improved system resilience by introduci</w:t>
-      </w:r>
-      <w:r>
-        <w:rPr>
-          <w:rFonts w:ascii="Arial" w:eastAsia="Arial" w:hAnsi="Arial" w:cs="Arial"/>
-          <w:color w:val="111111"/>
-        </w:rPr>
-        <w:t>ng structured error handling, retries, and fallback logic for external model dependencies and downstream AI components.</w:t>
-      </w:r>
-    </w:p>
-    <w:p>
-      <w:pPr>
-        <w:spacing w:after="40"/>
-        <w:ind w:left="240"/>
-        <w:jc w:val="both"/>
-      </w:pPr>
-      <w:r>
-        <w:rPr>
-          <w:rFonts w:ascii="Arial" w:eastAsia="Arial" w:hAnsi="Arial" w:cs="Arial"/>
-          <w:color w:val="111111"/>
-        </w:rPr>
-        <w:t xml:space="preserve">- Provided technical leadership through design reviews, code reviews, and documentation, helping standardize </w:t>
-      </w:r>
-      <w:proofErr w:type="spellStart"/>
-      <w:r>
-        <w:rPr>
-          <w:rFonts w:ascii="Arial" w:eastAsia="Arial" w:hAnsi="Arial" w:cs="Arial"/>
-          <w:color w:val="111111"/>
-        </w:rPr>
-        <w:t>GenAI</w:t>
-      </w:r>
-      <w:proofErr w:type="spellEnd"/>
-      <w:r>
-        <w:rPr>
-          <w:rFonts w:ascii="Arial" w:eastAsia="Arial" w:hAnsi="Arial" w:cs="Arial"/>
-          <w:color w:val="111111"/>
-        </w:rPr>
-        <w:t xml:space="preserve"> patterns and best pra</w:t>
-      </w:r>
-      <w:r>
-        <w:rPr>
-          <w:rFonts w:ascii="Arial" w:eastAsia="Arial" w:hAnsi="Arial" w:cs="Arial"/>
-          <w:color w:val="111111"/>
-        </w:rPr>
-        <w:t>ctices across multiple engineering teams.</w:t>
-      </w:r>
-    </w:p>
-    <w:p>
-      <w:pPr>
-        <w:spacing w:after="40"/>
-        <w:ind w:left="240"/>
-        <w:jc w:val="both"/>
-      </w:pPr>
-      <w:r>
-        <w:rPr>
-          <w:rFonts w:ascii="Arial" w:eastAsia="Arial" w:hAnsi="Arial" w:cs="Arial"/>
-          <w:color w:val="111111"/>
-        </w:rPr>
-        <w:t>- Partnered with security teams to ensure sensitive data handling, access control, and auditability across AI-powered workflows operating on customer data.</w:t>
-      </w:r>
-    </w:p>
-    <w:p>
-      <w:pPr>
-        <w:spacing w:after="40"/>
-        <w:ind w:left="240"/>
-        <w:jc w:val="both"/>
-      </w:pPr>
-      <w:r>
-        <w:rPr>
-          <w:rFonts w:ascii="Arial" w:eastAsia="Arial" w:hAnsi="Arial" w:cs="Arial"/>
-          <w:color w:val="111111"/>
-        </w:rPr>
-        <w:t xml:space="preserve">- Continuously evaluated emerging </w:t>
-      </w:r>
-      <w:proofErr w:type="spellStart"/>
-      <w:r>
-        <w:rPr>
-          <w:rFonts w:ascii="Arial" w:eastAsia="Arial" w:hAnsi="Arial" w:cs="Arial"/>
-          <w:color w:val="111111"/>
-        </w:rPr>
-        <w:t>GenAI</w:t>
-      </w:r>
-      <w:proofErr w:type="spellEnd"/>
-      <w:r>
-        <w:rPr>
-          <w:rFonts w:ascii="Arial" w:eastAsia="Arial" w:hAnsi="Arial" w:cs="Arial"/>
-          <w:color w:val="111111"/>
-        </w:rPr>
-        <w:t xml:space="preserve"> tools and techniqu</w:t>
-      </w:r>
-      <w:r>
-        <w:rPr>
-          <w:rFonts w:ascii="Arial" w:eastAsia="Arial" w:hAnsi="Arial" w:cs="Arial"/>
-          <w:color w:val="111111"/>
-        </w:rPr>
-        <w:t>es, selectively integrating mature solutions into production systems while maintaining long-term maintainability and system stability.</w:t>
-      </w:r>
+        <w:t>October 2013 - June 2017</w:t>
+      </w:r>
+    </w:p>
+    <w:p>
+      <w:pPr>
+        <w:spacing w:after="40"/>
+        <w:ind w:left="240"/>
+        <w:jc w:val="both"/>
+      </w:pPr>
+      <w:r>
+        <w:rPr>
+          <w:rFonts w:ascii="Arial" w:eastAsia="Arial" w:hAnsi="Arial" w:cs="Arial"/>
+          <w:color w:val="111111"/>
+        </w:rPr>
+        <w:t>- Built and maintained backend services and web applications that supported internal business systems, establishing a strong foundation in scalable and maintainable software design.</w:t>
+      </w:r>
+    </w:p>
+    <w:p>
+      <w:pPr>
+        <w:spacing w:after="40"/>
+        <w:ind w:left="240"/>
+        <w:jc w:val="both"/>
+      </w:pPr>
+      <w:r>
+        <w:rPr>
+          <w:rFonts w:ascii="Arial" w:eastAsia="Arial" w:hAnsi="Arial" w:cs="Arial"/>
+          <w:color w:val="111111"/>
+        </w:rPr>
+        <w:t>- Implemented application logic and APIs using JavaScript-based backend technologies, focusing on correctness, performance, and long-term extensibility.</w:t>
+      </w:r>
+    </w:p>
+    <w:p>
+      <w:pPr>
+        <w:spacing w:after="40"/>
+        <w:ind w:left="240"/>
+        <w:jc w:val="both"/>
+      </w:pPr>
+      <w:r>
+        <w:rPr>
+          <w:rFonts w:ascii="Arial" w:eastAsia="Arial" w:hAnsi="Arial" w:cs="Arial"/>
+          <w:color w:val="111111"/>
+        </w:rPr>
+        <w:t>- Worked closely with senior engineers to understand system architecture, deployment pipelines, and production support processes in real-world environments.</w:t>
+      </w:r>
+    </w:p>
+    <w:p>
+      <w:pPr>
+        <w:spacing w:after="40"/>
+        <w:ind w:left="240"/>
+        <w:jc w:val="both"/>
+      </w:pPr>
+      <w:r>
+        <w:rPr>
+          <w:rFonts w:ascii="Arial" w:eastAsia="Arial" w:hAnsi="Arial" w:cs="Arial"/>
+          <w:color w:val="111111"/>
+        </w:rPr>
+        <w:t>- Assisted with debugging and resolving production issues, gaining early exposure to reliability, monitoring, and operational best practices.</w:t>
+      </w:r>
+    </w:p>
+    <w:p>
+      <w:pPr>
+        <w:spacing w:after="40"/>
+        <w:ind w:left="240"/>
+        <w:jc w:val="both"/>
+      </w:pPr>
+      <w:r>
+        <w:rPr>
+          <w:rFonts w:ascii="Arial" w:eastAsia="Arial" w:hAnsi="Arial" w:cs="Arial"/>
+          <w:color w:val="111111"/>
+        </w:rPr>
+        <w:t>- Contributed to performance tuning initiatives that improved response times and system stability for client-facing applications.</w:t>
+      </w:r>
+    </w:p>
+    <w:p>
+      <w:pPr>
+        <w:spacing w:after="40"/>
+        <w:ind w:left="240"/>
+        <w:jc w:val="both"/>
+      </w:pPr>
+      <w:r>
+        <w:rPr>
+          <w:rFonts w:ascii="Arial" w:eastAsia="Arial" w:hAnsi="Arial" w:cs="Arial"/>
+          <w:color w:val="111111"/>
+        </w:rPr>
+        <w:t>- Collaborated across engineering and business teams to deliver features aligned with evolving requirements and delivery timelines.</w:t>
+      </w:r>
+    </w:p>
+    <w:p>
+      <w:pPr>
+        <w:spacing w:after="40"/>
+        <w:ind w:left="240"/>
+        <w:jc w:val="both"/>
+      </w:pPr>
+      <w:r>
+        <w:rPr>
+          <w:rFonts w:ascii="Arial" w:eastAsia="Arial" w:hAnsi="Arial" w:cs="Arial"/>
+          <w:color w:val="111111"/>
+        </w:rPr>
+        <w:t>- Established disciplined engineering habits around code quality, documentation, and testing that supported long-term growth into senior engineering roles.</w:t>
+      </w:r>
+    </w:p>
+    <w:p>
+      <w:pPr>
+        <w:spacing w:after="80"/>
+      </w:pPr>
     </w:p>
     <w:p>
       <w:pPr>
         <w:pBdr>
-          <w:bottom w:val="dashed" w:sz="4" w:space="0" w:color="CFD2CD"/>
+          <w:bottom w:val="single" w:sz="6" w:space="0" w:color="111111"/>
         </w:pBdr>
-        <w:spacing w:after="120"/>
-      </w:pPr>
-      <w:r>
-        <w:t xml:space="preserve"> </w:t>
-      </w:r>
-    </w:p>
-    <w:p>
-      <w:r>
-        <w:rPr>
-          <w:rFonts w:ascii="Arial" w:eastAsia="Arial" w:hAnsi="Arial" w:cs="Arial"/>
+        <w:spacing w:before="120" w:after="80"/>
+      </w:pPr>
+      <w:r>
+        <w:rPr>
           <w:b/>
           <w:bCs/>
           <w:color w:val="111111"/>
-          <w:sz w:val="23"/>
-          <w:szCs w:val="23"/>
-        </w:rPr>
-        <w:t>Full Stack Engineer</w:t>
-      </w:r>
-    </w:p>
-    <w:p>
-      <w:proofErr w:type="spellStart"/>
+          <w:sz w:val="24"/>
+          <w:szCs w:val="24"/>
+        </w:rPr>
+        <w:t>EDUCATION</w:t>
+      </w:r>
+    </w:p>
+    <w:p>
+      <w:r>
+        <w:rPr>
+          <w:rFonts w:ascii="Arial" w:eastAsia="Arial" w:hAnsi="Arial" w:cs="Arial"/>
+          <w:b/>
+          <w:bCs/>
+          <w:color w:val="111111"/>
+          <w:sz w:val="22"/>
+          <w:szCs w:val="22"/>
+        </w:rPr>
+        <w:t>Bachelor’s degree in Computer Science</w:t>
+      </w:r>
+    </w:p>
+    <w:p>
       <w:r>
         <w:rPr>
           <w:rFonts w:ascii="Arial" w:eastAsia="Arial" w:hAnsi="Arial" w:cs="Arial"/>
@@ -2069,19 +1986,7 @@
           <w:sz w:val="21"/>
           <w:szCs w:val="21"/>
         </w:rPr>
-        <w:t>Webiz</w:t>
-      </w:r>
-      <w:proofErr w:type="spellEnd"/>
-      <w:r>
-        <w:rPr>
-          <w:rFonts w:ascii="Arial" w:eastAsia="Arial" w:hAnsi="Arial" w:cs="Arial"/>
-          <w:b/>
-          <w:bCs/>
-          <w:color w:val="6F8F6B"/>
-          <w:sz w:val="21"/>
-          <w:szCs w:val="21"/>
-        </w:rPr>
-        <w:t xml:space="preserve"> Digital</w:t>
+        <w:t>Florida State University</w:t>
       </w:r>
     </w:p>
     <w:p>
@@ -2092,481 +1997,8 @@
           <w:sz w:val="19"/>
           <w:szCs w:val="19"/>
         </w:rPr>
-        <w:t>July 2017 - January 2020</w:t>
-      </w:r>
-    </w:p>
-    <w:p>
-      <w:pPr>
-        <w:spacing w:after="40"/>
-        <w:ind w:left="240"/>
-        <w:jc w:val="both"/>
-      </w:pPr>
-      <w:r>
-        <w:rPr>
-          <w:rFonts w:ascii="Arial" w:eastAsia="Arial" w:hAnsi="Arial" w:cs="Arial"/>
-          <w:color w:val="111111"/>
-        </w:rPr>
-        <w:t>- Developed full-stack web applications using Node.js and Re</w:t>
-      </w:r>
-      <w:r>
-        <w:rPr>
-          <w:rFonts w:ascii="Arial" w:eastAsia="Arial" w:hAnsi="Arial" w:cs="Arial"/>
-          <w:color w:val="111111"/>
-        </w:rPr>
-        <w:t>act, laying the groundwork for later AI-enhanced features by building clean, modular, and scalable application architectures.</w:t>
-      </w:r>
-    </w:p>
-    <w:p>
-      <w:pPr>
-        <w:spacing w:after="40"/>
-        <w:ind w:left="240"/>
-        <w:jc w:val="both"/>
-      </w:pPr>
-      <w:r>
-        <w:rPr>
-          <w:rFonts w:ascii="Arial" w:eastAsia="Arial" w:hAnsi="Arial" w:cs="Arial"/>
-          <w:color w:val="111111"/>
-        </w:rPr>
-        <w:t xml:space="preserve">- Designed and implemented </w:t>
-      </w:r>
-      <w:proofErr w:type="spellStart"/>
-      <w:r>
-        <w:rPr>
-          <w:rFonts w:ascii="Arial" w:eastAsia="Arial" w:hAnsi="Arial" w:cs="Arial"/>
-          <w:color w:val="111111"/>
-        </w:rPr>
-        <w:t>RESTful</w:t>
-      </w:r>
-      <w:proofErr w:type="spellEnd"/>
-      <w:r>
-        <w:rPr>
-          <w:rFonts w:ascii="Arial" w:eastAsia="Arial" w:hAnsi="Arial" w:cs="Arial"/>
-          <w:color w:val="111111"/>
-        </w:rPr>
-        <w:t xml:space="preserve"> backend services that supported data-heavy business workflows, preparing systems for future int</w:t>
-      </w:r>
-      <w:r>
-        <w:rPr>
-          <w:rFonts w:ascii="Arial" w:eastAsia="Arial" w:hAnsi="Arial" w:cs="Arial"/>
-          <w:color w:val="111111"/>
-        </w:rPr>
-        <w:t>egration with intelligent search and automation components.</w:t>
-      </w:r>
-    </w:p>
-    <w:p>
-      <w:pPr>
-        <w:spacing w:after="40"/>
-        <w:ind w:left="240"/>
-        <w:jc w:val="both"/>
-      </w:pPr>
-      <w:r>
-        <w:rPr>
-          <w:rFonts w:ascii="Arial" w:eastAsia="Arial" w:hAnsi="Arial" w:cs="Arial"/>
-          <w:color w:val="111111"/>
-        </w:rPr>
-        <w:t>- Built reusable frontend components and state management patterns that later enabled seamless adoption of AI-driven user experiences and dynamic content rendering.</w:t>
-      </w:r>
-    </w:p>
-    <w:p>
-      <w:pPr>
-        <w:spacing w:after="40"/>
-        <w:ind w:left="240"/>
-        <w:jc w:val="both"/>
-      </w:pPr>
-      <w:r>
-        <w:rPr>
-          <w:rFonts w:ascii="Arial" w:eastAsia="Arial" w:hAnsi="Arial" w:cs="Arial"/>
-          <w:color w:val="111111"/>
-        </w:rPr>
-        <w:t>- Collaborated with designers a</w:t>
-      </w:r>
-      <w:r>
-        <w:rPr>
-          <w:rFonts w:ascii="Arial" w:eastAsia="Arial" w:hAnsi="Arial" w:cs="Arial"/>
-          <w:color w:val="111111"/>
-        </w:rPr>
-        <w:t>nd product stakeholders to refine UX flows, ensuring applications were well-suited for future augmentation with recommendation and automation logic.</w:t>
-      </w:r>
-    </w:p>
-    <w:p>
-      <w:pPr>
-        <w:spacing w:after="40"/>
-        <w:ind w:left="240"/>
-        <w:jc w:val="both"/>
-      </w:pPr>
-      <w:r>
-        <w:rPr>
-          <w:rFonts w:ascii="Arial" w:eastAsia="Arial" w:hAnsi="Arial" w:cs="Arial"/>
-          <w:color w:val="111111"/>
-        </w:rPr>
-        <w:t>- Implemented backend data processing pipelines and APIs that emphasized performance, reliability, and clea</w:t>
-      </w:r>
-      <w:r>
-        <w:rPr>
-          <w:rFonts w:ascii="Arial" w:eastAsia="Arial" w:hAnsi="Arial" w:cs="Arial"/>
-          <w:color w:val="111111"/>
-        </w:rPr>
-        <w:t>r separation of concerns in distributed environments.</w:t>
-      </w:r>
-    </w:p>
-    <w:p>
-      <w:pPr>
-        <w:spacing w:after="40"/>
-        <w:ind w:left="240"/>
-        <w:jc w:val="both"/>
-      </w:pPr>
-      <w:r>
-        <w:rPr>
-          <w:rFonts w:ascii="Arial" w:eastAsia="Arial" w:hAnsi="Arial" w:cs="Arial"/>
-          <w:color w:val="111111"/>
-        </w:rPr>
-        <w:t>- Worked with cloud-hosted deployments on AWS, gaining hands-on experience with scalable infrastructure patterns and production monitoring practices.</w:t>
-      </w:r>
-    </w:p>
-    <w:p>
-      <w:pPr>
-        <w:spacing w:after="40"/>
-        <w:ind w:left="240"/>
-        <w:jc w:val="both"/>
-      </w:pPr>
-      <w:r>
-        <w:rPr>
-          <w:rFonts w:ascii="Arial" w:eastAsia="Arial" w:hAnsi="Arial" w:cs="Arial"/>
-          <w:color w:val="111111"/>
-        </w:rPr>
-        <w:t>- Supported integration efforts with third-party ser</w:t>
-      </w:r>
-      <w:r>
-        <w:rPr>
-          <w:rFonts w:ascii="Arial" w:eastAsia="Arial" w:hAnsi="Arial" w:cs="Arial"/>
-          <w:color w:val="111111"/>
-        </w:rPr>
-        <w:t xml:space="preserve">vices, ensuring consistent data exchange, error handling, and system </w:t>
-      </w:r>
-      <w:proofErr w:type="spellStart"/>
-      <w:r>
-        <w:rPr>
-          <w:rFonts w:ascii="Arial" w:eastAsia="Arial" w:hAnsi="Arial" w:cs="Arial"/>
-          <w:color w:val="111111"/>
-        </w:rPr>
-        <w:t>observability</w:t>
-      </w:r>
-      <w:proofErr w:type="spellEnd"/>
-      <w:r>
-        <w:rPr>
-          <w:rFonts w:ascii="Arial" w:eastAsia="Arial" w:hAnsi="Arial" w:cs="Arial"/>
-          <w:color w:val="111111"/>
-        </w:rPr>
-        <w:t xml:space="preserve"> across distributed components.</w:t>
-      </w:r>
-    </w:p>
-    <w:p>
-      <w:pPr>
-        <w:spacing w:after="40"/>
-        <w:ind w:left="240"/>
-        <w:jc w:val="both"/>
-      </w:pPr>
-      <w:r>
-        <w:rPr>
-          <w:rFonts w:ascii="Arial" w:eastAsia="Arial" w:hAnsi="Arial" w:cs="Arial"/>
-          <w:color w:val="111111"/>
-        </w:rPr>
-        <w:t>- Improved application reliability through logging, debugging, and performance tuning in live production environments serving real users.</w:t>
-      </w:r>
-    </w:p>
-    <w:p>
-      <w:pPr>
-        <w:spacing w:after="40"/>
-        <w:ind w:left="240"/>
-        <w:jc w:val="both"/>
-      </w:pPr>
-      <w:r>
-        <w:rPr>
-          <w:rFonts w:ascii="Arial" w:eastAsia="Arial" w:hAnsi="Arial" w:cs="Arial"/>
-          <w:color w:val="111111"/>
-        </w:rPr>
-        <w:t>- Pa</w:t>
-      </w:r>
-      <w:r>
-        <w:rPr>
-          <w:rFonts w:ascii="Arial" w:eastAsia="Arial" w:hAnsi="Arial" w:cs="Arial"/>
-          <w:color w:val="111111"/>
-        </w:rPr>
-        <w:t>rticipated in code reviews and refactoring efforts to improve long-term maintainability and reduce technical debt across growing codebases.</w:t>
-      </w:r>
-    </w:p>
-    <w:p>
-      <w:pPr>
-        <w:spacing w:after="40"/>
-        <w:ind w:left="240"/>
-        <w:jc w:val="both"/>
-      </w:pPr>
-      <w:r>
-        <w:rPr>
-          <w:rFonts w:ascii="Arial" w:eastAsia="Arial" w:hAnsi="Arial" w:cs="Arial"/>
-          <w:color w:val="111111"/>
-        </w:rPr>
-        <w:t>- Collaborated closely with senior engineers to understand system design tradeoffs, deployment workflows, and produc</w:t>
-      </w:r>
-      <w:r>
-        <w:rPr>
-          <w:rFonts w:ascii="Arial" w:eastAsia="Arial" w:hAnsi="Arial" w:cs="Arial"/>
-          <w:color w:val="111111"/>
-        </w:rPr>
-        <w:t>tion support responsibilities.</w:t>
-      </w:r>
-    </w:p>
-    <w:p>
-      <w:pPr>
-        <w:spacing w:after="40"/>
-        <w:ind w:left="240"/>
-        <w:jc w:val="both"/>
-      </w:pPr>
-      <w:r>
-        <w:rPr>
-          <w:rFonts w:ascii="Arial" w:eastAsia="Arial" w:hAnsi="Arial" w:cs="Arial"/>
-          <w:color w:val="111111"/>
-        </w:rPr>
-        <w:t>- Delivered features end-to-end with a strong sense of ownership, balancing rapid iteration with stability and quality expectations.</w:t>
-      </w:r>
-    </w:p>
-    <w:p>
-      <w:pPr>
-        <w:pBdr>
-          <w:bottom w:val="dashed" w:sz="4" w:space="0" w:color="CFD2CD"/>
-        </w:pBdr>
-        <w:spacing w:after="120"/>
-      </w:pPr>
-      <w:r>
-        <w:t xml:space="preserve"> </w:t>
-      </w:r>
-    </w:p>
-    <w:p>
-      <w:r>
-        <w:rPr>
-          <w:rFonts w:ascii="Arial" w:eastAsia="Arial" w:hAnsi="Arial" w:cs="Arial"/>
-          <w:b/>
-          <w:bCs/>
-          <w:color w:val="111111"/>
-          <w:sz w:val="23"/>
-          <w:szCs w:val="23"/>
-        </w:rPr>
-        <w:t>Software Developer</w:t>
-      </w:r>
-    </w:p>
-    <w:p>
-      <w:proofErr w:type="gramStart"/>
-      <w:r>
-        <w:rPr>
-          <w:rFonts w:ascii="Arial" w:eastAsia="Arial" w:hAnsi="Arial" w:cs="Arial"/>
-          <w:b/>
-          <w:bCs/>
-          <w:color w:val="6F8F6B"/>
-          <w:sz w:val="21"/>
-          <w:szCs w:val="21"/>
-        </w:rPr>
-        <w:t>Centric Tech Inc.</w:t>
-      </w:r>
-      <w:proofErr w:type="gramEnd"/>
-    </w:p>
-    <w:p>
-      <w:r>
-        <w:rPr>
-          <w:rFonts w:ascii="Arial" w:eastAsia="Arial" w:hAnsi="Arial" w:cs="Arial"/>
-          <w:color w:val="4B5563"/>
-          <w:sz w:val="19"/>
-          <w:szCs w:val="19"/>
-        </w:rPr>
-        <w:t>October 2013 - June 2017</w:t>
-      </w:r>
-    </w:p>
-    <w:p>
-      <w:pPr>
-        <w:spacing w:after="40"/>
-        <w:ind w:left="240"/>
-        <w:jc w:val="both"/>
-      </w:pPr>
-      <w:r>
-        <w:rPr>
-          <w:rFonts w:ascii="Arial" w:eastAsia="Arial" w:hAnsi="Arial" w:cs="Arial"/>
-          <w:color w:val="111111"/>
-        </w:rPr>
-        <w:t>- Built and maintained backend services and web applications that supported internal business systems, establishing a strong foundation in scalable and maintainable software design.</w:t>
-      </w:r>
-    </w:p>
-    <w:p>
-      <w:pPr>
-        <w:spacing w:after="40"/>
-        <w:ind w:left="240"/>
-        <w:jc w:val="both"/>
-      </w:pPr>
-      <w:r>
-        <w:rPr>
-          <w:rFonts w:ascii="Arial" w:eastAsia="Arial" w:hAnsi="Arial" w:cs="Arial"/>
-          <w:color w:val="111111"/>
-        </w:rPr>
-        <w:t>- Implemented application logic and APIs using JavaScript-based backend te</w:t>
-      </w:r>
-      <w:r>
-        <w:rPr>
-          <w:rFonts w:ascii="Arial" w:eastAsia="Arial" w:hAnsi="Arial" w:cs="Arial"/>
-          <w:color w:val="111111"/>
-        </w:rPr>
-        <w:t>chnologies, focusing on correctness, performance, and long-term extensibility.</w:t>
-      </w:r>
-    </w:p>
-    <w:p>
-      <w:pPr>
-        <w:spacing w:after="40"/>
-        <w:ind w:left="240"/>
-        <w:jc w:val="both"/>
-      </w:pPr>
-      <w:r>
-        <w:rPr>
-          <w:rFonts w:ascii="Arial" w:eastAsia="Arial" w:hAnsi="Arial" w:cs="Arial"/>
-          <w:color w:val="111111"/>
-        </w:rPr>
-        <w:t>- Worked closely with senior engineers to understand system architecture, deployment pipelines, and production support processes in real-world environments.</w:t>
-      </w:r>
-    </w:p>
-    <w:p>
-      <w:pPr>
-        <w:spacing w:after="40"/>
-        <w:ind w:left="240"/>
-        <w:jc w:val="both"/>
-      </w:pPr>
-      <w:r>
-        <w:rPr>
-          <w:rFonts w:ascii="Arial" w:eastAsia="Arial" w:hAnsi="Arial" w:cs="Arial"/>
-          <w:color w:val="111111"/>
-        </w:rPr>
-        <w:t>- Assisted with debu</w:t>
-      </w:r>
-      <w:r>
-        <w:rPr>
-          <w:rFonts w:ascii="Arial" w:eastAsia="Arial" w:hAnsi="Arial" w:cs="Arial"/>
-          <w:color w:val="111111"/>
-        </w:rPr>
-        <w:t>gging and resolving production issues, gaining early exposure to reliability, monitoring, and operational best practices.</w:t>
-      </w:r>
-    </w:p>
-    <w:p>
-      <w:pPr>
-        <w:spacing w:after="40"/>
-        <w:ind w:left="240"/>
-        <w:jc w:val="both"/>
-      </w:pPr>
-      <w:r>
-        <w:rPr>
-          <w:rFonts w:ascii="Arial" w:eastAsia="Arial" w:hAnsi="Arial" w:cs="Arial"/>
-          <w:color w:val="111111"/>
-        </w:rPr>
-        <w:t>- Contributed to performance tuning initiatives that improved response times and system stability for client-facing applications.</w:t>
-      </w:r>
-    </w:p>
-    <w:p>
-      <w:pPr>
-        <w:spacing w:after="40"/>
-        <w:ind w:left="240"/>
-        <w:jc w:val="both"/>
-      </w:pPr>
-      <w:r>
-        <w:rPr>
-          <w:rFonts w:ascii="Arial" w:eastAsia="Arial" w:hAnsi="Arial" w:cs="Arial"/>
-          <w:color w:val="111111"/>
-        </w:rPr>
-        <w:t>- Co</w:t>
-      </w:r>
-      <w:r>
-        <w:rPr>
-          <w:rFonts w:ascii="Arial" w:eastAsia="Arial" w:hAnsi="Arial" w:cs="Arial"/>
-          <w:color w:val="111111"/>
-        </w:rPr>
-        <w:t>llaborated across engineering and business teams to deliver features aligned with evolving requirements and delivery timelines.</w:t>
-      </w:r>
-    </w:p>
-    <w:p>
-      <w:pPr>
-        <w:spacing w:after="40"/>
-        <w:ind w:left="240"/>
-        <w:jc w:val="both"/>
-      </w:pPr>
-      <w:r>
-        <w:rPr>
-          <w:rFonts w:ascii="Arial" w:eastAsia="Arial" w:hAnsi="Arial" w:cs="Arial"/>
-          <w:color w:val="111111"/>
-        </w:rPr>
-        <w:t>- Established disciplined engineering habits around code quality, documentation, and testing that supported long-term growth int</w:t>
-      </w:r>
-      <w:r>
-        <w:rPr>
-          <w:rFonts w:ascii="Arial" w:eastAsia="Arial" w:hAnsi="Arial" w:cs="Arial"/>
-          <w:color w:val="111111"/>
-        </w:rPr>
-        <w:t>o senior engineering roles.</w:t>
-      </w:r>
-    </w:p>
-    <w:p>
-      <w:pPr>
-        <w:spacing w:after="80"/>
-      </w:pPr>
-    </w:p>
-    <w:p>
-      <w:pPr>
-        <w:pBdr>
-          <w:bottom w:val="single" w:sz="6" w:space="0" w:color="111111"/>
-        </w:pBdr>
-        <w:spacing w:before="120" w:after="80"/>
-      </w:pPr>
-      <w:r>
-        <w:rPr>
-          <w:b/>
-          <w:bCs/>
-          <w:color w:val="111111"/>
-          <w:sz w:val="24"/>
-          <w:szCs w:val="24"/>
-        </w:rPr>
-        <w:t>EDUCATION</w:t>
-      </w:r>
-    </w:p>
-    <w:p>
-      <w:r>
-        <w:rPr>
-          <w:rFonts w:ascii="Arial" w:eastAsia="Arial" w:hAnsi="Arial" w:cs="Arial"/>
-          <w:b/>
-          <w:bCs/>
-          <w:color w:val="111111"/>
-          <w:sz w:val="22"/>
-          <w:szCs w:val="22"/>
-        </w:rPr>
-        <w:t>Bachelor’s degree in Computer Science</w:t>
-      </w:r>
-    </w:p>
-    <w:p>
-      <w:r>
-        <w:rPr>
-          <w:rFonts w:ascii="Arial" w:eastAsia="Arial" w:hAnsi="Arial" w:cs="Arial"/>
-          <w:b/>
-          <w:bCs/>
-          <w:color w:val="6F8F6B"/>
-          <w:sz w:val="21"/>
-          <w:szCs w:val="21"/>
-        </w:rPr>
-        <w:t>Florida State University</w:t>
-      </w:r>
-    </w:p>
-    <w:p>
-      <w:r>
-        <w:rPr>
-          <w:rFonts w:ascii="Arial" w:eastAsia="Arial" w:hAnsi="Arial" w:cs="Arial"/>
-          <w:color w:val="4B5563"/>
-          <w:sz w:val="19"/>
-          <w:szCs w:val="19"/>
-        </w:rPr>
         <w:t>2009 - 2013</w:t>
       </w:r>
-      <w:bookmarkStart w:id="0" w:name="_GoBack"/>
-      <w:bookmarkEnd w:id="0"/>
     </w:p>
     <w:sectPr>
       <w:pgSz w:w="11906" w:h="16838"/>

--- a/Tyler/Gen AI/Tyler_Roberts.docx
+++ b/Tyler/Gen AI/Tyler_Roberts.docx
@@ -44,7 +44,7 @@
           <w:sz w:val="19"/>
           <w:szCs w:val="19"/>
         </w:rPr>
-        <w:t>tylerroberts.dev@oudook.com | linkedin.com/in/tyler-roberts-3b839b3a9/ | Florida, United States | +1 (321) 376-7095</w:t>
+        <w:t>tylerrdev@outlook.com | linkedin.com/in/tyler-roberts-76a8193b2/ | Florida, United States | +1 (321) 376-7095</w:t>
       </w:r>
     </w:p>
     <w:p>
